--- a/周报/范奕珩1.docx
+++ b/周报/范奕珩1.docx
@@ -325,10 +325,28 @@
             <w:pPr>
               <w:textAlignment w:val="top"/>
               <w:rPr>
+                <w:rFonts w:ascii="宋体" w:eastAsia="宋体" w:hAnsi="宋体" w:cs="宋体" w:hint="eastAsia"/>
+                <w:color w:val="000000"/>
+                <w:lang w:bidi="ar"/>
+              </w:rPr>
+            </w:pPr>
+            <w:r>
+              <w:rPr>
                 <w:rFonts w:ascii="宋体" w:eastAsia="宋体" w:hAnsi="宋体" w:cs="宋体"/>
                 <w:color w:val="000000"/>
                 <w:lang w:bidi="ar"/>
               </w:rPr>
+              <w:t>  参与团队组建，确定了5名成员，并明确了各自的初步分工。</w:t>
+            </w:r>
+          </w:p>
+          <w:p>
+            <w:pPr>
+              <w:textAlignment w:val="top"/>
+              <w:rPr>
+                <w:rFonts w:ascii="宋体" w:eastAsia="宋体" w:hAnsi="宋体" w:cs="宋体" w:hint="eastAsia"/>
+                <w:color w:val="000000"/>
+                <w:lang w:bidi="ar"/>
+              </w:rPr>
             </w:pPr>
             <w:r>
               <w:rPr>
@@ -336,17 +354,35 @@
                 <w:color w:val="000000"/>
                 <w:lang w:bidi="ar"/>
               </w:rPr>
-              <w:t>  参与团队组建，确定了5名成员，并明确了各自的初步分工。</w:t>
+              <w:t>  参与选题讨论，最终确定开发**“康乐智助”生理数据监测系统**。</w:t>
             </w:r>
           </w:p>
           <w:p>
             <w:pPr>
               <w:textAlignment w:val="top"/>
               <w:rPr>
+                <w:rFonts w:ascii="宋体" w:eastAsia="宋体" w:hAnsi="宋体" w:cs="宋体" w:hint="eastAsia"/>
+                <w:color w:val="000000"/>
+                <w:lang w:bidi="ar"/>
+              </w:rPr>
+            </w:pPr>
+            <w:r>
+              <w:rPr>
                 <w:rFonts w:ascii="宋体" w:eastAsia="宋体" w:hAnsi="宋体" w:cs="宋体"/>
                 <w:color w:val="000000"/>
                 <w:lang w:bidi="ar"/>
               </w:rPr>
+              <w:t>  研究了Arduino开发环境，了解MAX30102传感器的使用方法。</w:t>
+            </w:r>
+          </w:p>
+          <w:p>
+            <w:pPr>
+              <w:textAlignment w:val="top"/>
+              <w:rPr>
+                <w:rFonts w:ascii="宋体" w:eastAsia="宋体" w:hAnsi="宋体" w:cs="宋体" w:hint="eastAsia"/>
+                <w:color w:val="000000"/>
+                <w:lang w:bidi="ar"/>
+              </w:rPr>
             </w:pPr>
             <w:r>
               <w:rPr>
@@ -354,104 +390,48 @@
                 <w:color w:val="000000"/>
                 <w:lang w:bidi="ar"/>
               </w:rPr>
-              <w:t>  参与选题讨论，最终确定开发**“康乐智助”生理数据监测系统**。</w:t>
+              <w:t>  讨论并初步确定了开发平台（微信小程序（uni-app）+ Arduino +</w:t>
+            </w:r>
+            <w:r>
+              <w:rPr>
+                <w:rFonts w:ascii="宋体" w:eastAsia="宋体" w:hAnsi="宋体" w:cs="宋体" w:hint="eastAsia"/>
+                <w:color w:val="000000"/>
+                <w:lang w:bidi="ar"/>
+              </w:rPr>
+              <w:t>Java</w:t>
+            </w:r>
+            <w:r>
+              <w:rPr>
+                <w:rFonts w:ascii="宋体" w:eastAsia="宋体" w:hAnsi="宋体" w:cs="宋体"/>
+                <w:color w:val="000000"/>
+                <w:lang w:bidi="ar"/>
+              </w:rPr>
+              <w:t>后端）。</w:t>
             </w:r>
           </w:p>
           <w:p>
             <w:pPr>
               <w:textAlignment w:val="top"/>
               <w:rPr>
-                <w:rFonts w:ascii="宋体" w:eastAsia="宋体" w:hAnsi="宋体" w:cs="宋体"/>
-                <w:color w:val="000000"/>
-                <w:lang w:bidi="ar"/>
-              </w:rPr>
-            </w:pPr>
-            <w:r>
-              <w:rPr>
-                <w:rFonts w:ascii="宋体" w:eastAsia="宋体" w:hAnsi="宋体" w:cs="宋体"/>
-                <w:color w:val="000000"/>
-                <w:lang w:bidi="ar"/>
-              </w:rPr>
-              <w:t>  研究了Arduino开发环境，了解MAX30102传感器的使用方法。</w:t>
+                <w:rFonts w:ascii="宋体" w:eastAsia="宋体" w:hAnsi="宋体" w:cs="宋体" w:hint="eastAsia"/>
+                <w:color w:val="000000"/>
+                <w:lang w:bidi="ar"/>
+              </w:rPr>
+            </w:pPr>
+            <w:r>
+              <w:rPr>
+                <w:rFonts w:ascii="宋体" w:eastAsia="宋体" w:hAnsi="宋体" w:cs="宋体" w:hint="eastAsia"/>
+                <w:color w:val="000000"/>
+                <w:lang w:bidi="ar"/>
+              </w:rPr>
+              <w:t>未完成的内容：</w:t>
             </w:r>
           </w:p>
           <w:p>
             <w:pPr>
               <w:textAlignment w:val="top"/>
               <w:rPr>
-                <w:rFonts w:ascii="宋体" w:eastAsia="宋体" w:hAnsi="宋体" w:cs="宋体"/>
-                <w:color w:val="000000"/>
-                <w:lang w:bidi="ar"/>
-              </w:rPr>
-            </w:pPr>
-            <w:r>
-              <w:rPr>
-                <w:rFonts w:ascii="宋体" w:eastAsia="宋体" w:hAnsi="宋体" w:cs="宋体"/>
-                <w:color w:val="000000"/>
-                <w:lang w:bidi="ar"/>
-              </w:rPr>
-              <w:t>  讨论并初步确定了开发平台（</w:t>
-            </w:r>
-            <w:proofErr w:type="gramStart"/>
-            <w:r>
-              <w:rPr>
-                <w:rFonts w:ascii="宋体" w:eastAsia="宋体" w:hAnsi="宋体" w:cs="宋体"/>
-                <w:color w:val="000000"/>
-                <w:lang w:bidi="ar"/>
-              </w:rPr>
-              <w:t>微信小</w:t>
-            </w:r>
-            <w:proofErr w:type="gramEnd"/>
-            <w:r>
-              <w:rPr>
-                <w:rFonts w:ascii="宋体" w:eastAsia="宋体" w:hAnsi="宋体" w:cs="宋体"/>
-                <w:color w:val="000000"/>
-                <w:lang w:bidi="ar"/>
-              </w:rPr>
-              <w:t>程序（</w:t>
-            </w:r>
-            <w:proofErr w:type="spellStart"/>
-            <w:r>
-              <w:rPr>
-                <w:rFonts w:ascii="宋体" w:eastAsia="宋体" w:hAnsi="宋体" w:cs="宋体"/>
-                <w:color w:val="000000"/>
-                <w:lang w:bidi="ar"/>
-              </w:rPr>
-              <w:t>uni</w:t>
-            </w:r>
-            <w:proofErr w:type="spellEnd"/>
-            <w:r>
-              <w:rPr>
-                <w:rFonts w:ascii="宋体" w:eastAsia="宋体" w:hAnsi="宋体" w:cs="宋体"/>
-                <w:color w:val="000000"/>
-                <w:lang w:bidi="ar"/>
-              </w:rPr>
-              <w:t>-app）+ Arduino + Python后端）。</w:t>
-            </w:r>
-          </w:p>
-          <w:p>
-            <w:pPr>
-              <w:textAlignment w:val="top"/>
-              <w:rPr>
-                <w:rFonts w:ascii="宋体" w:eastAsia="宋体" w:hAnsi="宋体" w:cs="宋体" w:hint="eastAsia"/>
-                <w:color w:val="000000"/>
-                <w:lang w:bidi="ar"/>
-              </w:rPr>
-            </w:pPr>
-            <w:r>
-              <w:rPr>
-                <w:rFonts w:ascii="宋体" w:eastAsia="宋体" w:hAnsi="宋体" w:cs="宋体" w:hint="eastAsia"/>
-                <w:color w:val="000000"/>
-                <w:lang w:bidi="ar"/>
-              </w:rPr>
-              <w:t>未完成的内容：</w:t>
-            </w:r>
-          </w:p>
-          <w:p>
-            <w:pPr>
-              <w:textAlignment w:val="top"/>
-              <w:rPr>
-                <w:rFonts w:ascii="宋体" w:eastAsia="宋体" w:hAnsi="宋体" w:cs="宋体"/>
+                <w:rFonts w:ascii="宋体" w:eastAsia="宋体" w:hAnsi="宋体" w:cs="宋体" w:hint="eastAsia"/>
                 <w:color w:val="000000"/>
                 <w:lang w:bidi="ar"/>
               </w:rPr>
@@ -600,32 +580,16 @@
             <w:pPr>
               <w:textAlignment w:val="top"/>
               <w:rPr>
+                <w:rFonts w:ascii="宋体" w:eastAsia="宋体" w:hAnsi="宋体" w:cs="宋体" w:hint="eastAsia"/>
+                <w:color w:val="000000"/>
+              </w:rPr>
+            </w:pPr>
+            <w:r>
+              <w:rPr>
                 <w:rFonts w:ascii="宋体" w:eastAsia="宋体" w:hAnsi="宋体" w:cs="宋体"/>
                 <w:color w:val="000000"/>
               </w:rPr>
-            </w:pPr>
-            <w:r>
-              <w:rPr>
-                <w:rFonts w:ascii="宋体" w:eastAsia="宋体" w:hAnsi="宋体" w:cs="宋体"/>
-                <w:color w:val="000000"/>
-              </w:rPr>
-              <w:t>  组员对HC-08</w:t>
-            </w:r>
-            <w:proofErr w:type="gramStart"/>
-            <w:r>
-              <w:rPr>
-                <w:rFonts w:ascii="宋体" w:eastAsia="宋体" w:hAnsi="宋体" w:cs="宋体"/>
-                <w:color w:val="000000"/>
-              </w:rPr>
-              <w:t>蓝牙通信</w:t>
-            </w:r>
-            <w:proofErr w:type="gramEnd"/>
-            <w:r>
-              <w:rPr>
-                <w:rFonts w:ascii="宋体" w:eastAsia="宋体" w:hAnsi="宋体" w:cs="宋体"/>
-                <w:color w:val="000000"/>
-              </w:rPr>
-              <w:t>的了解较少，需要进一步学习其在Arduino上的应用。</w:t>
+              <w:t>  组员对HC-08蓝牙通信的了解较少，需要进一步学习其在Arduino上的应用。</w:t>
             </w:r>
           </w:p>
           <w:p>
@@ -761,7 +725,7 @@
             <w:pPr>
               <w:textAlignment w:val="top"/>
               <w:rPr>
-                <w:rFonts w:ascii="宋体" w:eastAsia="宋体" w:hAnsi="宋体" w:cs="宋体"/>
+                <w:rFonts w:ascii="宋体" w:eastAsia="宋体" w:hAnsi="宋体" w:cs="宋体" w:hint="eastAsia"/>
                 <w:color w:val="000000"/>
                 <w:lang w:bidi="ar"/>
               </w:rPr>
@@ -1002,28 +966,64 @@
             <w:pPr>
               <w:textAlignment w:val="top"/>
               <w:rPr>
+                <w:rFonts w:ascii="宋体" w:eastAsia="宋体" w:hAnsi="宋体" w:cs="宋体" w:hint="eastAsia"/>
+                <w:color w:val="000000"/>
+                <w:lang w:bidi="ar"/>
+              </w:rPr>
+            </w:pPr>
+            <w:r>
+              <w:rPr>
+                <w:rFonts w:ascii="宋体" w:eastAsia="宋体" w:hAnsi="宋体" w:cs="宋体" w:hint="eastAsia"/>
+                <w:color w:val="000000"/>
+                <w:lang w:bidi="ar"/>
+              </w:rPr>
+              <w:t>撰写项目策划文档</w:t>
+            </w:r>
+          </w:p>
+          <w:p>
+            <w:pPr>
+              <w:textAlignment w:val="top"/>
+              <w:rPr>
+                <w:rFonts w:ascii="宋体" w:eastAsia="宋体" w:hAnsi="宋体" w:cs="宋体" w:hint="eastAsia"/>
+                <w:color w:val="000000"/>
+                <w:lang w:bidi="ar"/>
+              </w:rPr>
+            </w:pPr>
+            <w:r>
+              <w:rPr>
                 <w:rFonts w:ascii="宋体" w:eastAsia="宋体" w:hAnsi="宋体" w:cs="宋体"/>
                 <w:color w:val="000000"/>
                 <w:lang w:bidi="ar"/>
               </w:rPr>
-            </w:pPr>
-            <w:r>
-              <w:rPr>
-                <w:rFonts w:ascii="宋体" w:eastAsia="宋体" w:hAnsi="宋体" w:cs="宋体" w:hint="eastAsia"/>
-                <w:color w:val="000000"/>
-                <w:lang w:bidi="ar"/>
-              </w:rPr>
-              <w:t>撰写项目策划文档</w:t>
+              <w:t>  完成项目策划书的撰写，确定详细的系统架构。</w:t>
             </w:r>
           </w:p>
           <w:p>
             <w:pPr>
               <w:textAlignment w:val="top"/>
               <w:rPr>
+                <w:rFonts w:ascii="宋体" w:eastAsia="宋体" w:hAnsi="宋体" w:cs="宋体" w:hint="eastAsia"/>
+                <w:color w:val="000000"/>
+                <w:lang w:bidi="ar"/>
+              </w:rPr>
+            </w:pPr>
+            <w:r>
+              <w:rPr>
                 <w:rFonts w:ascii="宋体" w:eastAsia="宋体" w:hAnsi="宋体" w:cs="宋体"/>
                 <w:color w:val="000000"/>
                 <w:lang w:bidi="ar"/>
               </w:rPr>
+              <w:t>  学习并测试HC-08蓝牙通信，验证其可行性。</w:t>
+            </w:r>
+          </w:p>
+          <w:p>
+            <w:pPr>
+              <w:textAlignment w:val="top"/>
+              <w:rPr>
+                <w:rFonts w:ascii="宋体" w:eastAsia="宋体" w:hAnsi="宋体" w:cs="宋体" w:hint="eastAsia"/>
+                <w:color w:val="000000"/>
+                <w:lang w:bidi="ar"/>
+              </w:rPr>
             </w:pPr>
             <w:r>
               <w:rPr>
@@ -1031,79 +1031,7 @@
                 <w:color w:val="000000"/>
                 <w:lang w:bidi="ar"/>
               </w:rPr>
-              <w:t>  完成项目策划书的撰写，确定详细的系统架构。</w:t>
-            </w:r>
-          </w:p>
-          <w:p>
-            <w:pPr>
-              <w:textAlignment w:val="top"/>
-              <w:rPr>
-                <w:rFonts w:ascii="宋体" w:eastAsia="宋体" w:hAnsi="宋体" w:cs="宋体"/>
-                <w:color w:val="000000"/>
-                <w:lang w:bidi="ar"/>
-              </w:rPr>
-            </w:pPr>
-            <w:r>
-              <w:rPr>
-                <w:rFonts w:ascii="宋体" w:eastAsia="宋体" w:hAnsi="宋体" w:cs="宋体"/>
-                <w:color w:val="000000"/>
-                <w:lang w:bidi="ar"/>
-              </w:rPr>
-              <w:t>  学习并测试HC-08</w:t>
-            </w:r>
-            <w:proofErr w:type="gramStart"/>
-            <w:r>
-              <w:rPr>
-                <w:rFonts w:ascii="宋体" w:eastAsia="宋体" w:hAnsi="宋体" w:cs="宋体"/>
-                <w:color w:val="000000"/>
-                <w:lang w:bidi="ar"/>
-              </w:rPr>
-              <w:t>蓝牙通信</w:t>
-            </w:r>
-            <w:proofErr w:type="gramEnd"/>
-            <w:r>
-              <w:rPr>
-                <w:rFonts w:ascii="宋体" w:eastAsia="宋体" w:hAnsi="宋体" w:cs="宋体"/>
-                <w:color w:val="000000"/>
-                <w:lang w:bidi="ar"/>
-              </w:rPr>
-              <w:t>，验证其可行性。</w:t>
-            </w:r>
-          </w:p>
-          <w:p>
-            <w:pPr>
-              <w:textAlignment w:val="top"/>
-              <w:rPr>
-                <w:rFonts w:ascii="宋体" w:eastAsia="宋体" w:hAnsi="宋体" w:cs="宋体"/>
-                <w:color w:val="000000"/>
-                <w:lang w:bidi="ar"/>
-              </w:rPr>
-            </w:pPr>
-            <w:r>
-              <w:rPr>
-                <w:rFonts w:ascii="宋体" w:eastAsia="宋体" w:hAnsi="宋体" w:cs="宋体"/>
-                <w:color w:val="000000"/>
-                <w:lang w:bidi="ar"/>
-              </w:rPr>
-              <w:t xml:space="preserve">  </w:t>
-            </w:r>
-            <w:proofErr w:type="gramStart"/>
-            <w:r>
-              <w:rPr>
-                <w:rFonts w:ascii="宋体" w:eastAsia="宋体" w:hAnsi="宋体" w:cs="宋体"/>
-                <w:color w:val="000000"/>
-                <w:lang w:bidi="ar"/>
-              </w:rPr>
-              <w:t>研究微信小</w:t>
-            </w:r>
-            <w:proofErr w:type="gramEnd"/>
-            <w:r>
-              <w:rPr>
-                <w:rFonts w:ascii="宋体" w:eastAsia="宋体" w:hAnsi="宋体" w:cs="宋体"/>
-                <w:color w:val="000000"/>
-                <w:lang w:bidi="ar"/>
-              </w:rPr>
-              <w:t>程序的开发流程，并尝试搭建基础框架。</w:t>
+              <w:t>  研究微信小程序的开发流程，并尝试搭建基础框架。</w:t>
             </w:r>
           </w:p>
           <w:p>
@@ -1851,6 +1779,7 @@
   <w:style w:type="character" w:default="1" w:styleId="a0">
     <w:name w:val="Default Paragraph Font"/>
     <w:uiPriority w:val="1"/>
+    <w:semiHidden/>
     <w:unhideWhenUsed/>
   </w:style>
   <w:style w:type="table" w:default="1" w:styleId="a1">
